--- a/klagomål/S 2325-2023 FSC-klagomål.docx
+++ b/klagomål/S 2325-2023 FSC-klagomål.docx
@@ -2442,7 +2442,7 @@
     <w:r>
       <w:tab/>
       <w:tab/>
-      <w:t>2026-09-14</w:t>
+      <w:t>2026-09-15</w:t>
       <w:br/>
       <w:br/>
     </w:r>

--- a/klagomål/S 2325-2023 FSC-klagomål.docx
+++ b/klagomål/S 2325-2023 FSC-klagomål.docx
@@ -2442,7 +2442,7 @@
     <w:r>
       <w:tab/>
       <w:tab/>
-      <w:t>2026-09-15</w:t>
+      <w:t>2026-09-16</w:t>
       <w:br/>
       <w:br/>
     </w:r>

--- a/klagomål/S 2325-2023 FSC-klagomål.docx
+++ b/klagomål/S 2325-2023 FSC-klagomål.docx
@@ -2442,7 +2442,7 @@
     <w:r>
       <w:tab/>
       <w:tab/>
-      <w:t>2026-09-16</w:t>
+      <w:t>2026-09-17</w:t>
       <w:br/>
       <w:br/>
     </w:r>

--- a/klagomål/S 2325-2023 FSC-klagomål.docx
+++ b/klagomål/S 2325-2023 FSC-klagomål.docx
@@ -2442,7 +2442,7 @@
     <w:r>
       <w:tab/>
       <w:tab/>
-      <w:t>2026-09-17</w:t>
+      <w:t>2026-09-18</w:t>
       <w:br/>
       <w:br/>
     </w:r>

--- a/klagomål/S 2325-2023 FSC-klagomål.docx
+++ b/klagomål/S 2325-2023 FSC-klagomål.docx
@@ -2442,7 +2442,7 @@
     <w:r>
       <w:tab/>
       <w:tab/>
-      <w:t>2026-09-18</w:t>
+      <w:t>2026-09-19</w:t>
       <w:br/>
       <w:br/>
     </w:r>

--- a/klagomål/S 2325-2023 FSC-klagomål.docx
+++ b/klagomål/S 2325-2023 FSC-klagomål.docx
@@ -2442,7 +2442,7 @@
     <w:r>
       <w:tab/>
       <w:tab/>
-      <w:t>2026-09-19</w:t>
+      <w:t>2026-09-21</w:t>
       <w:br/>
       <w:br/>
     </w:r>

--- a/klagomål/S 2325-2023 FSC-klagomål.docx
+++ b/klagomål/S 2325-2023 FSC-klagomål.docx
@@ -2442,7 +2442,7 @@
     <w:r>
       <w:tab/>
       <w:tab/>
-      <w:t>2026-09-21</w:t>
+      <w:t>2026-09-23</w:t>
       <w:br/>
       <w:br/>
     </w:r>

--- a/klagomål/S 2325-2023 FSC-klagomål.docx
+++ b/klagomål/S 2325-2023 FSC-klagomål.docx
@@ -2442,7 +2442,7 @@
     <w:r>
       <w:tab/>
       <w:tab/>
-      <w:t>2026-09-23</w:t>
+      <w:t>2026-09-24</w:t>
       <w:br/>
       <w:br/>
     </w:r>

--- a/klagomål/S 2325-2023 FSC-klagomål.docx
+++ b/klagomål/S 2325-2023 FSC-klagomål.docx
@@ -2442,7 +2442,7 @@
     <w:r>
       <w:tab/>
       <w:tab/>
-      <w:t>2026-09-24</w:t>
+      <w:t>2026-09-25</w:t>
       <w:br/>
       <w:br/>
     </w:r>

--- a/klagomål/S 2325-2023 FSC-klagomål.docx
+++ b/klagomål/S 2325-2023 FSC-klagomål.docx
@@ -2442,7 +2442,7 @@
     <w:r>
       <w:tab/>
       <w:tab/>
-      <w:t>2026-09-25</w:t>
+      <w:t>2026-09-26</w:t>
       <w:br/>
       <w:br/>
     </w:r>

--- a/klagomål/S 2325-2023 FSC-klagomål.docx
+++ b/klagomål/S 2325-2023 FSC-klagomål.docx
@@ -2442,7 +2442,7 @@
     <w:r>
       <w:tab/>
       <w:tab/>
-      <w:t>2026-09-26</w:t>
+      <w:t>2026-09-27</w:t>
       <w:br/>
       <w:br/>
     </w:r>

--- a/klagomål/S 2325-2023 FSC-klagomål.docx
+++ b/klagomål/S 2325-2023 FSC-klagomål.docx
@@ -2442,7 +2442,7 @@
     <w:r>
       <w:tab/>
       <w:tab/>
-      <w:t>2026-09-27</w:t>
+      <w:t>2026-09-28</w:t>
       <w:br/>
       <w:br/>
     </w:r>

--- a/klagomål/S 2325-2023 FSC-klagomål.docx
+++ b/klagomål/S 2325-2023 FSC-klagomål.docx
@@ -2442,7 +2442,7 @@
     <w:r>
       <w:tab/>
       <w:tab/>
-      <w:t>2026-09-28</w:t>
+      <w:t>2026-09-29</w:t>
       <w:br/>
       <w:br/>
     </w:r>

--- a/klagomål/S 2325-2023 FSC-klagomål.docx
+++ b/klagomål/S 2325-2023 FSC-klagomål.docx
@@ -2442,7 +2442,7 @@
     <w:r>
       <w:tab/>
       <w:tab/>
-      <w:t>2026-09-29</w:t>
+      <w:t>2026-09-30</w:t>
       <w:br/>
       <w:br/>
     </w:r>

--- a/klagomål/S 2325-2023 FSC-klagomål.docx
+++ b/klagomål/S 2325-2023 FSC-klagomål.docx
@@ -2442,7 +2442,7 @@
     <w:r>
       <w:tab/>
       <w:tab/>
-      <w:t>2026-09-30</w:t>
+      <w:t>2026-10-01</w:t>
       <w:br/>
       <w:br/>
     </w:r>

--- a/klagomål/S 2325-2023 FSC-klagomål.docx
+++ b/klagomål/S 2325-2023 FSC-klagomål.docx
@@ -2442,7 +2442,7 @@
     <w:r>
       <w:tab/>
       <w:tab/>
-      <w:t>2026-10-01</w:t>
+      <w:t>2026-10-02</w:t>
       <w:br/>
       <w:br/>
     </w:r>

--- a/klagomål/S 2325-2023 FSC-klagomål.docx
+++ b/klagomål/S 2325-2023 FSC-klagomål.docx
@@ -2442,7 +2442,7 @@
     <w:r>
       <w:tab/>
       <w:tab/>
-      <w:t>2026-10-02</w:t>
+      <w:t>2026-10-03</w:t>
       <w:br/>
       <w:br/>
     </w:r>

--- a/klagomål/S 2325-2023 FSC-klagomål.docx
+++ b/klagomål/S 2325-2023 FSC-klagomål.docx
@@ -178,7 +178,7 @@
       <w:r>
         <w:drawing>
           <wp:inline xmlns:a="http://schemas.openxmlformats.org/drawingml/2006/main" xmlns:pic="http://schemas.openxmlformats.org/drawingml/2006/picture">
-            <wp:extent cx="4693177" cy="5724000"/>
+            <wp:extent cx="4682050" cy="5724000"/>
             <wp:docPr id="1" name="Picture 1"/>
             <wp:cNvGraphicFramePr>
               <a:graphicFrameLocks noChangeAspect="1"/>
@@ -199,7 +199,7 @@
                   <pic:spPr>
                     <a:xfrm>
                       <a:off x="0" y="0"/>
-                      <a:ext cx="4693177" cy="5724000"/>
+                      <a:ext cx="4682050" cy="5724000"/>
                     </a:xfrm>
                     <a:prstGeom prst="rect"/>
                   </pic:spPr>
@@ -221,7 +221,7 @@
     </w:p>
     <w:p>
       <w:r>
-        <w:t>I och inom 22 meter från samrådsanmälan finns fynd av 43 naturvårdsarter, varav 28 är rödlistade, 6 är fridlysta, 25 är typiska (T) och 12 är signalarter (S): skogsalm (EN), blackticka (VU), citronporing (VU), garnlav (VU, T), gränsticka (VU, T), kilporing (VU), knärot (VU, T, §8), ostticka (VU, T), rosa jodskinn (VU), rostskinn (VU), Skeletocutis delicata (VU), ulltickeporing (VU), gransotdyna (NT), gropticka (NT, T), gullpudra (NT, T), kötticka (NT), mindre hackspett (NT, T, §4), motaggsvamp (NT, T), rosenticka (NT, T), rynkskinn (NT, T), rödfläckig zontaggsvamp (NT), stjärntagging (NT, T), tallticka (NT, T), talltita (NT, §4), tretåig hackspett (NT, T, §4), ullticka (NT, T), vågticka (NT), vårärt (NT, T), bollvitmossa (S, T), bronshjon (S, T), dvärgtufs (S), grovticka (S, T), grönpyrola (S, T), rostfläck (S, T), rödgul trumpetsvamp (S), sotriska (S), svavelriska (S), thomsons trägnagare (S), trådticka (S, T), vedticka (S, T), blåsippa (T, §9), bäckbräsma (T) och spillkråka (T, §4). Se Figur 1.</w:t>
+        <w:t>I och inom 22 meter från samrådsanmälan finns fynd av 44 naturvårdsarter, varav 28 är rödlistade, 6 är fridlysta, 26 är typiska (T) och 12 är signalarter (S): skogsalm (EN), blackticka (VU), citronporing (VU), garnlav (VU, T), gränsticka (VU, T), kilporing (VU), knärot (VU, T, §8), ostticka (VU, T), rosa jodskinn (VU), rostskinn (VU), Skeletocutis delicata (VU), ulltickeporing (VU), gransotdyna (NT), gropticka (NT, T), gullpudra (NT, T), kötticka (NT), mindre hackspett (NT, T, §4), motaggsvamp (NT, T), rosenticka (NT, T), rynkskinn (NT, T), rödfläckig zontaggsvamp (NT), stjärntagging (NT, T), tallticka (NT, T), talltita (NT, §4), tretåig hackspett (NT, T, §4), ullticka (NT, T), vågticka (NT), vårärt (NT, T), bollvitmossa (S, T), bronshjon (S, T), dvärgtufs (S), grovticka (S, T), grönpyrola (S, T), rostfläck (S, T), rödgul trumpetsvamp (S), sotriska (S), svavelriska (S), thomsons trägnagare (S), trådticka (S, T), vedticka (S, T), blåsippa (T, §9), bäckbräsma (T), kransmossa (T) och spillkråka (T, §4). Se Figur 1.</w:t>
       </w:r>
     </w:p>
     <w:p>
@@ -387,7 +387,7 @@
     </w:p>
     <w:p>
       <w:r>
-        <w:t>I det samrådsanmälda området finns 79 fyndplatser för knärot registrerade på Artportalen. Figur 2 visar gränserna för buffertzoner på 50 m, som behöver lämnas kring fyndplatserna för att knärotslokalerna inte ska försvinna vid en avverkning. Av det samrådsanmälda området överlappar 14.31 ha med buffertzonerna och får av detta skäl inte avverkas.</w:t>
+        <w:t>I det samrådsanmälda området finns 84 fyndplatser för knärot registrerade på Artportalen. Figur 2 visar gränserna för buffertzoner på 50 m, som behöver lämnas kring fyndplatserna för att knärotslokalerna inte ska försvinna vid en avverkning. Av det samrådsanmälda området överlappar 14.90 ha med buffertzonerna och får av detta skäl inte avverkas.</w:t>
       </w:r>
     </w:p>
     <w:p>
@@ -1155,6 +1155,35 @@
         <w:rPr>
           <w:b/>
         </w:rPr>
+        <w:t>Kransmossa</w:t>
+      </w:r>
+      <w:r>
+        <w:t xml:space="preserve"> är typisk art för </w:t>
+      </w:r>
+      <w:r>
+        <w:rPr>
+          <w:i/>
+        </w:rPr>
+        <w:t xml:space="preserve">9050 Näringsrik granskog </w:t>
+      </w:r>
+      <w:r>
+        <w:t xml:space="preserve">och </w:t>
+      </w:r>
+      <w:r>
+        <w:rPr>
+          <w:i/>
+        </w:rPr>
+        <w:t xml:space="preserve">6170 Alpina kalkgräsmarker </w:t>
+      </w:r>
+      <w:r>
+        <w:t>(SLU Artdatabanken, 2025).</w:t>
+      </w:r>
+    </w:p>
+    <w:p>
+      <w:r>
+        <w:rPr>
+          <w:b/>
+        </w:rPr>
         <w:t>Spillkråka (§4)</w:t>
       </w:r>
       <w:r>
@@ -1322,7 +1351,7 @@
         <w:rPr>
           <w:i/>
         </w:rPr>
-        <w:t>I det samrådsanmälda skogsområdet har 43 naturvårdsarter varav 28 rödlistade arter sina livsmiljöer och växtplatser.</w:t>
+        <w:t>I det samrådsanmälda skogsområdet har 44 naturvårdsarter varav 28 rödlistade arter sina livsmiljöer och växtplatser.</w:t>
       </w:r>
     </w:p>
     <w:p>
@@ -2442,7 +2471,7 @@
     <w:r>
       <w:tab/>
       <w:tab/>
-      <w:t>2026-10-03</w:t>
+      <w:t>2026-10-04</w:t>
       <w:br/>
       <w:br/>
     </w:r>

--- a/klagomål/S 2325-2023 FSC-klagomål.docx
+++ b/klagomål/S 2325-2023 FSC-klagomål.docx
@@ -2471,7 +2471,7 @@
     <w:r>
       <w:tab/>
       <w:tab/>
-      <w:t>2026-10-04</w:t>
+      <w:t>2026-10-05</w:t>
       <w:br/>
       <w:br/>
     </w:r>

--- a/klagomål/S 2325-2023 FSC-klagomål.docx
+++ b/klagomål/S 2325-2023 FSC-klagomål.docx
@@ -2471,7 +2471,7 @@
     <w:r>
       <w:tab/>
       <w:tab/>
-      <w:t>2026-10-05</w:t>
+      <w:t>2026-10-06</w:t>
       <w:br/>
       <w:br/>
     </w:r>

--- a/klagomål/S 2325-2023 FSC-klagomål.docx
+++ b/klagomål/S 2325-2023 FSC-klagomål.docx
@@ -2471,7 +2471,7 @@
     <w:r>
       <w:tab/>
       <w:tab/>
-      <w:t>2026-10-06</w:t>
+      <w:t>2026-10-07</w:t>
       <w:br/>
       <w:br/>
     </w:r>

--- a/klagomål/S 2325-2023 FSC-klagomål.docx
+++ b/klagomål/S 2325-2023 FSC-klagomål.docx
@@ -2471,7 +2471,7 @@
     <w:r>
       <w:tab/>
       <w:tab/>
-      <w:t>2026-10-07</w:t>
+      <w:t>2026-10-08</w:t>
       <w:br/>
       <w:br/>
     </w:r>

--- a/klagomål/S 2325-2023 FSC-klagomål.docx
+++ b/klagomål/S 2325-2023 FSC-klagomål.docx
@@ -2471,7 +2471,7 @@
     <w:r>
       <w:tab/>
       <w:tab/>
-      <w:t>2026-10-08</w:t>
+      <w:t>2026-10-09</w:t>
       <w:br/>
       <w:br/>
     </w:r>

--- a/klagomål/S 2325-2023 FSC-klagomål.docx
+++ b/klagomål/S 2325-2023 FSC-klagomål.docx
@@ -2471,7 +2471,7 @@
     <w:r>
       <w:tab/>
       <w:tab/>
-      <w:t>2026-10-09</w:t>
+      <w:t>2026-10-10</w:t>
       <w:br/>
       <w:br/>
     </w:r>

--- a/klagomål/S 2325-2023 FSC-klagomål.docx
+++ b/klagomål/S 2325-2023 FSC-klagomål.docx
@@ -2471,7 +2471,7 @@
     <w:r>
       <w:tab/>
       <w:tab/>
-      <w:t>2026-10-10</w:t>
+      <w:t>2026-10-11</w:t>
       <w:br/>
       <w:br/>
     </w:r>

--- a/klagomål/S 2325-2023 FSC-klagomål.docx
+++ b/klagomål/S 2325-2023 FSC-klagomål.docx
@@ -2471,7 +2471,7 @@
     <w:r>
       <w:tab/>
       <w:tab/>
-      <w:t>2026-10-11</w:t>
+      <w:t>2026-10-12</w:t>
       <w:br/>
       <w:br/>
     </w:r>

--- a/klagomål/S 2325-2023 FSC-klagomål.docx
+++ b/klagomål/S 2325-2023 FSC-klagomål.docx
@@ -2471,7 +2471,7 @@
     <w:r>
       <w:tab/>
       <w:tab/>
-      <w:t>2026-10-12</w:t>
+      <w:t>2026-10-13</w:t>
       <w:br/>
       <w:br/>
     </w:r>

--- a/klagomål/S 2325-2023 FSC-klagomål.docx
+++ b/klagomål/S 2325-2023 FSC-klagomål.docx
@@ -2471,7 +2471,7 @@
     <w:r>
       <w:tab/>
       <w:tab/>
-      <w:t>2026-10-13</w:t>
+      <w:t>2026-10-14</w:t>
       <w:br/>
       <w:br/>
     </w:r>

--- a/klagomål/S 2325-2023 FSC-klagomål.docx
+++ b/klagomål/S 2325-2023 FSC-klagomål.docx
@@ -2471,7 +2471,7 @@
     <w:r>
       <w:tab/>
       <w:tab/>
-      <w:t>2026-10-14</w:t>
+      <w:t>2026-10-15</w:t>
       <w:br/>
       <w:br/>
     </w:r>

--- a/klagomål/S 2325-2023 FSC-klagomål.docx
+++ b/klagomål/S 2325-2023 FSC-klagomål.docx
@@ -2471,7 +2471,7 @@
     <w:r>
       <w:tab/>
       <w:tab/>
-      <w:t>2026-10-15</w:t>
+      <w:t>2026-10-16</w:t>
       <w:br/>
       <w:br/>
     </w:r>

--- a/klagomål/S 2325-2023 FSC-klagomål.docx
+++ b/klagomål/S 2325-2023 FSC-klagomål.docx
@@ -2471,7 +2471,7 @@
     <w:r>
       <w:tab/>
       <w:tab/>
-      <w:t>2026-10-16</w:t>
+      <w:t>2026-10-17</w:t>
       <w:br/>
       <w:br/>
     </w:r>

--- a/klagomål/S 2325-2023 FSC-klagomål.docx
+++ b/klagomål/S 2325-2023 FSC-klagomål.docx
@@ -2471,7 +2471,7 @@
     <w:r>
       <w:tab/>
       <w:tab/>
-      <w:t>2026-10-17</w:t>
+      <w:t>2026-10-18</w:t>
       <w:br/>
       <w:br/>
     </w:r>

--- a/klagomål/S 2325-2023 FSC-klagomål.docx
+++ b/klagomål/S 2325-2023 FSC-klagomål.docx
@@ -2471,7 +2471,7 @@
     <w:r>
       <w:tab/>
       <w:tab/>
-      <w:t>2026-10-18</w:t>
+      <w:t>2026-10-19</w:t>
       <w:br/>
       <w:br/>
     </w:r>

--- a/klagomål/S 2325-2023 FSC-klagomål.docx
+++ b/klagomål/S 2325-2023 FSC-klagomål.docx
@@ -2471,7 +2471,7 @@
     <w:r>
       <w:tab/>
       <w:tab/>
-      <w:t>2026-10-19</w:t>
+      <w:t>2026-10-20</w:t>
       <w:br/>
       <w:br/>
     </w:r>

--- a/klagomål/S 2325-2023 FSC-klagomål.docx
+++ b/klagomål/S 2325-2023 FSC-klagomål.docx
@@ -2471,7 +2471,7 @@
     <w:r>
       <w:tab/>
       <w:tab/>
-      <w:t>2026-10-20</w:t>
+      <w:t>2026-10-21</w:t>
       <w:br/>
       <w:br/>
     </w:r>

--- a/klagomål/S 2325-2023 FSC-klagomål.docx
+++ b/klagomål/S 2325-2023 FSC-klagomål.docx
@@ -2471,7 +2471,7 @@
     <w:r>
       <w:tab/>
       <w:tab/>
-      <w:t>2026-10-21</w:t>
+      <w:t>2026-10-22</w:t>
       <w:br/>
       <w:br/>
     </w:r>

--- a/klagomål/S 2325-2023 FSC-klagomål.docx
+++ b/klagomål/S 2325-2023 FSC-klagomål.docx
@@ -2471,7 +2471,7 @@
     <w:r>
       <w:tab/>
       <w:tab/>
-      <w:t>2026-10-22</w:t>
+      <w:t>2026-10-23</w:t>
       <w:br/>
       <w:br/>
     </w:r>

--- a/klagomål/S 2325-2023 FSC-klagomål.docx
+++ b/klagomål/S 2325-2023 FSC-klagomål.docx
@@ -2471,7 +2471,7 @@
     <w:r>
       <w:tab/>
       <w:tab/>
-      <w:t>2026-10-23</w:t>
+      <w:t>2026-10-24</w:t>
       <w:br/>
       <w:br/>
     </w:r>

--- a/klagomål/S 2325-2023 FSC-klagomål.docx
+++ b/klagomål/S 2325-2023 FSC-klagomål.docx
@@ -2471,7 +2471,7 @@
     <w:r>
       <w:tab/>
       <w:tab/>
-      <w:t>2026-10-24</w:t>
+      <w:t>2026-10-25</w:t>
       <w:br/>
       <w:br/>
     </w:r>

--- a/klagomål/S 2325-2023 FSC-klagomål.docx
+++ b/klagomål/S 2325-2023 FSC-klagomål.docx
@@ -2471,7 +2471,7 @@
     <w:r>
       <w:tab/>
       <w:tab/>
-      <w:t>2026-10-25</w:t>
+      <w:t>2026-10-26</w:t>
       <w:br/>
       <w:br/>
     </w:r>

--- a/klagomål/S 2325-2023 FSC-klagomål.docx
+++ b/klagomål/S 2325-2023 FSC-klagomål.docx
@@ -2471,7 +2471,7 @@
     <w:r>
       <w:tab/>
       <w:tab/>
-      <w:t>2026-10-26</w:t>
+      <w:t>2026-10-27</w:t>
       <w:br/>
       <w:br/>
     </w:r>

--- a/klagomål/S 2325-2023 FSC-klagomål.docx
+++ b/klagomål/S 2325-2023 FSC-klagomål.docx
@@ -2471,7 +2471,7 @@
     <w:r>
       <w:tab/>
       <w:tab/>
-      <w:t>2026-10-27</w:t>
+      <w:t>2026-10-28</w:t>
       <w:br/>
       <w:br/>
     </w:r>

--- a/klagomål/S 2325-2023 FSC-klagomål.docx
+++ b/klagomål/S 2325-2023 FSC-klagomål.docx
@@ -2471,7 +2471,7 @@
     <w:r>
       <w:tab/>
       <w:tab/>
-      <w:t>2026-10-28</w:t>
+      <w:t>2026-10-29</w:t>
       <w:br/>
       <w:br/>
     </w:r>

--- a/klagomål/S 2325-2023 FSC-klagomål.docx
+++ b/klagomål/S 2325-2023 FSC-klagomål.docx
@@ -2471,7 +2471,7 @@
     <w:r>
       <w:tab/>
       <w:tab/>
-      <w:t>2026-10-29</w:t>
+      <w:t>2026-10-31</w:t>
       <w:br/>
       <w:br/>
     </w:r>
